--- a/docs/QustionList2_B09.docx
+++ b/docs/QustionList2_B09.docx
@@ -60,7 +60,7 @@
       <w:pPr>
         <w:pStyle w:val="2"/>
         <w:rPr>
-          <w:rFonts w:ascii="微软雅黑" w:hAnsi="微软雅黑" w:cs="微软雅黑"/>
+          <w:rFonts w:ascii="微软雅黑" w:hAnsi="微软雅黑" w:cs="微软雅黑" w:hint="eastAsia"/>
           <w:lang w:eastAsia="zh"/>
         </w:rPr>
       </w:pPr>
@@ -90,7 +90,7 @@
         <w:pStyle w:val="3"/>
         <w:widowControl/>
         <w:rPr>
-          <w:rFonts w:ascii="微软雅黑" w:hAnsi="微软雅黑" w:cs="微软雅黑"/>
+          <w:rFonts w:cs="Arial"/>
           <w:lang w:eastAsia="zh"/>
         </w:rPr>
       </w:pPr>
@@ -105,7 +105,7 @@
       <w:bookmarkStart w:id="3" w:name="_Toc26969062"/>
       <w:r>
         <w:rPr>
-          <w:rFonts w:ascii="微软雅黑" w:hAnsi="微软雅黑" w:cs="微软雅黑" w:hint="eastAsia"/>
+          <w:rFonts w:cs="Arial"/>
           <w:lang w:eastAsia="zh"/>
         </w:rPr>
         <w:t>Product Perspective</w:t>
@@ -127,7 +127,7 @@
           <w:sz w:val="21"/>
           <w:szCs w:val="21"/>
           <w:shd w:val="clear" w:color="auto" w:fill="FFFFFF"/>
-          <w:lang w:eastAsia="zh"/>
+          <w:lang w:val="en"/>
         </w:rPr>
       </w:pPr>
       <w:r>
@@ -137,10 +137,10 @@
           <w:sz w:val="21"/>
           <w:szCs w:val="21"/>
           <w:shd w:val="clear" w:color="auto" w:fill="FFFFFF"/>
-        </w:rPr>
-        <w:t xml:space="preserve">Is this a new system or a replacement for the existing </w:t>
-      </w:r>
-      <w:proofErr w:type="gramStart"/>
+          <w:lang w:val="en"/>
+        </w:rPr>
+        <w:t>Is this a new system or a replacement for the existing one?</w:t>
+      </w:r>
       <w:r>
         <w:rPr>
           <w:rFonts w:ascii="Arial" w:eastAsia="Arial" w:hAnsi="Arial" w:cs="Arial" w:hint="eastAsia"/>
@@ -148,8 +148,9 @@
           <w:sz w:val="21"/>
           <w:szCs w:val="21"/>
           <w:shd w:val="clear" w:color="auto" w:fill="FFFFFF"/>
-        </w:rPr>
-        <w:t>one?</w:t>
+          <w:lang w:val="en"/>
+        </w:rPr>
+        <w:t xml:space="preserve"> (</w:t>
       </w:r>
       <w:r>
         <w:rPr>
@@ -158,11 +159,10 @@
           <w:sz w:val="21"/>
           <w:szCs w:val="21"/>
           <w:shd w:val="clear" w:color="auto" w:fill="FFFFFF"/>
-          <w:lang w:eastAsia="zh"/>
-        </w:rPr>
-        <w:t>（</w:t>
-      </w:r>
-      <w:proofErr w:type="gramEnd"/>
+          <w:lang w:val="en"/>
+        </w:rPr>
+        <w:t>Ma Xinyao</w:t>
+      </w:r>
       <w:r>
         <w:rPr>
           <w:rFonts w:ascii="Arial" w:eastAsia="Arial" w:hAnsi="Arial" w:cs="Arial" w:hint="eastAsia"/>
@@ -170,9 +170,9 @@
           <w:sz w:val="21"/>
           <w:szCs w:val="21"/>
           <w:shd w:val="clear" w:color="auto" w:fill="FFFFFF"/>
-          <w:lang w:eastAsia="zh"/>
-        </w:rPr>
-        <w:t>Ma Xinyao）</w:t>
+          <w:lang w:val="en"/>
+        </w:rPr>
+        <w:t>)</w:t>
       </w:r>
     </w:p>
     <w:p>
@@ -199,6 +199,7 @@
           <w:sz w:val="21"/>
           <w:szCs w:val="21"/>
           <w:shd w:val="clear" w:color="auto" w:fill="FFFFFF"/>
+          <w:lang w:val="en"/>
         </w:rPr>
         <w:t>What is the main purpose of this software system?</w:t>
       </w:r>
@@ -252,7 +253,7 @@
           <w:sz w:val="21"/>
           <w:szCs w:val="21"/>
           <w:shd w:val="clear" w:color="auto" w:fill="FFFFFF"/>
-          <w:lang w:val="en" w:eastAsia="zh"/>
+          <w:lang w:val="en"/>
         </w:rPr>
       </w:pPr>
       <w:r>
@@ -262,6 +263,7 @@
           <w:sz w:val="21"/>
           <w:szCs w:val="21"/>
           <w:shd w:val="clear" w:color="auto" w:fill="FFFFFF"/>
+          <w:lang w:val="en"/>
         </w:rPr>
         <w:t>If it replaces an existing system, what are the limitations of the current system?</w:t>
       </w:r>
@@ -338,7 +340,6 @@
           <w:sz w:val="21"/>
           <w:szCs w:val="21"/>
           <w:shd w:val="clear" w:color="auto" w:fill="FFFFFF"/>
-          <w:lang w:val="en"/>
         </w:rPr>
       </w:pPr>
       <w:r>
@@ -353,37 +354,43 @@
       </w:r>
       <w:r>
         <w:rPr>
-          <w:rFonts w:eastAsia="Arial" w:cs="Arial"/>
+          <w:rFonts w:ascii="Arial" w:eastAsiaTheme="minorEastAsia" w:hAnsi="Arial" w:cs="Arial" w:hint="eastAsia"/>
           <w:color w:val="2A2B2E"/>
           <w:sz w:val="21"/>
           <w:szCs w:val="21"/>
           <w:shd w:val="clear" w:color="auto" w:fill="FFFFFF"/>
-          <w:lang w:val="en"/>
-        </w:rPr>
-        <w:tab/>
+        </w:rPr>
+        <w:t xml:space="preserve"> </w:t>
+      </w:r>
+      <w:r>
+        <w:rPr>
+          <w:rFonts w:ascii="Arial" w:eastAsia="Arial" w:hAnsi="Arial" w:cs="Arial"/>
+          <w:color w:val="2A2B2E"/>
+          <w:sz w:val="21"/>
+          <w:szCs w:val="21"/>
+          <w:shd w:val="clear" w:color="auto" w:fill="FFFFFF"/>
+        </w:rPr>
         <w:t xml:space="preserve">(Guan </w:t>
       </w:r>
       <w:proofErr w:type="spellStart"/>
       <w:r>
         <w:rPr>
-          <w:rFonts w:eastAsia="Arial" w:cs="Arial"/>
+          <w:rFonts w:ascii="Arial" w:eastAsia="Arial" w:hAnsi="Arial" w:cs="Arial"/>
           <w:color w:val="2A2B2E"/>
           <w:sz w:val="21"/>
           <w:szCs w:val="21"/>
           <w:shd w:val="clear" w:color="auto" w:fill="FFFFFF"/>
-          <w:lang w:val="en"/>
         </w:rPr>
         <w:t>Xinling</w:t>
       </w:r>
       <w:proofErr w:type="spellEnd"/>
       <w:r>
         <w:rPr>
-          <w:rFonts w:eastAsia="Arial" w:cs="Arial"/>
+          <w:rFonts w:ascii="Arial" w:eastAsia="Arial" w:hAnsi="Arial" w:cs="Arial"/>
           <w:color w:val="2A2B2E"/>
           <w:sz w:val="21"/>
           <w:szCs w:val="21"/>
           <w:shd w:val="clear" w:color="auto" w:fill="FFFFFF"/>
-          <w:lang w:val="en"/>
         </w:rPr>
         <w:t>)</w:t>
       </w:r>
@@ -413,64 +420,58 @@
           <w:shd w:val="clear" w:color="auto" w:fill="FFFFFF"/>
           <w:lang w:val="en"/>
         </w:rPr>
-        <w:t xml:space="preserve">Which functions are the most </w:t>
-      </w:r>
-      <w:proofErr w:type="gramStart"/>
-      <w:r>
-        <w:rPr>
-          <w:rFonts w:ascii="Arial" w:eastAsia="Arial" w:hAnsi="Arial" w:cs="Arial" w:hint="eastAsia"/>
+        <w:t>Which functions are the most important?</w:t>
+      </w:r>
+      <w:r>
+        <w:rPr>
+          <w:rFonts w:ascii="Arial" w:eastAsiaTheme="minorEastAsia" w:hAnsi="Arial" w:cs="Arial" w:hint="eastAsia"/>
           <w:color w:val="2A2B2E"/>
           <w:sz w:val="21"/>
           <w:szCs w:val="21"/>
           <w:shd w:val="clear" w:color="auto" w:fill="FFFFFF"/>
           <w:lang w:val="en"/>
         </w:rPr>
-        <w:t>important?</w:t>
-      </w:r>
-      <w:r>
-        <w:rPr>
-          <w:rFonts w:eastAsia="Arial" w:cs="Arial"/>
+        <w:t xml:space="preserve"> </w:t>
+      </w:r>
+      <w:r>
+        <w:rPr>
+          <w:rFonts w:ascii="Arial" w:eastAsiaTheme="minorEastAsia" w:hAnsi="Arial" w:cs="Arial" w:hint="eastAsia"/>
           <w:color w:val="2A2B2E"/>
           <w:sz w:val="21"/>
           <w:szCs w:val="21"/>
           <w:shd w:val="clear" w:color="auto" w:fill="FFFFFF"/>
-          <w:lang w:val="en"/>
         </w:rPr>
         <w:t>(</w:t>
       </w:r>
-      <w:proofErr w:type="gramEnd"/>
-      <w:r>
-        <w:rPr>
-          <w:rFonts w:eastAsia="Arial" w:cs="Arial"/>
+      <w:r>
+        <w:rPr>
+          <w:rFonts w:ascii="Arial" w:eastAsia="Arial" w:hAnsi="Arial" w:cs="Arial"/>
           <w:color w:val="2A2B2E"/>
           <w:sz w:val="21"/>
           <w:szCs w:val="21"/>
           <w:shd w:val="clear" w:color="auto" w:fill="FFFFFF"/>
-          <w:lang w:val="en"/>
         </w:rPr>
         <w:t xml:space="preserve">Guan </w:t>
       </w:r>
       <w:proofErr w:type="spellStart"/>
       <w:r>
         <w:rPr>
-          <w:rFonts w:eastAsia="Arial" w:cs="Arial"/>
+          <w:rFonts w:ascii="Arial" w:eastAsia="Arial" w:hAnsi="Arial" w:cs="Arial"/>
           <w:color w:val="2A2B2E"/>
           <w:sz w:val="21"/>
           <w:szCs w:val="21"/>
           <w:shd w:val="clear" w:color="auto" w:fill="FFFFFF"/>
-          <w:lang w:val="en"/>
         </w:rPr>
         <w:t>Xinling</w:t>
       </w:r>
       <w:proofErr w:type="spellEnd"/>
       <w:r>
         <w:rPr>
-          <w:rFonts w:eastAsia="Arial" w:cs="Arial"/>
+          <w:rFonts w:ascii="Arial" w:eastAsia="Arial" w:hAnsi="Arial" w:cs="Arial"/>
           <w:color w:val="2A2B2E"/>
           <w:sz w:val="21"/>
           <w:szCs w:val="21"/>
           <w:shd w:val="clear" w:color="auto" w:fill="FFFFFF"/>
-          <w:lang w:val="en"/>
         </w:rPr>
         <w:t>)</w:t>
       </w:r>
@@ -512,37 +513,28 @@
           <w:rFonts w:hint="eastAsia"/>
           <w:lang w:eastAsia="zh"/>
         </w:rPr>
-        <w:t xml:space="preserve">Who are the primary users of this </w:t>
-      </w:r>
-      <w:proofErr w:type="gramStart"/>
+        <w:t>Who are the primary users of this system?</w:t>
+      </w:r>
       <w:r>
         <w:rPr>
           <w:rFonts w:hint="eastAsia"/>
           <w:lang w:eastAsia="zh"/>
         </w:rPr>
-        <w:t>system?</w:t>
+        <w:t xml:space="preserve"> (</w:t>
       </w:r>
       <w:r>
         <w:rPr>
           <w:rFonts w:hint="eastAsia"/>
           <w:lang w:eastAsia="zh"/>
         </w:rPr>
-        <w:t>（</w:t>
-      </w:r>
-      <w:proofErr w:type="gramEnd"/>
+        <w:t>Ma Xinyao</w:t>
+      </w:r>
       <w:r>
         <w:rPr>
           <w:rFonts w:hint="eastAsia"/>
           <w:lang w:eastAsia="zh"/>
         </w:rPr>
-        <w:t>Ma Xinyao</w:t>
-      </w:r>
-      <w:r>
-        <w:rPr>
-          <w:rFonts w:hint="eastAsia"/>
-          <w:lang w:eastAsia="zh"/>
-        </w:rPr>
-        <w:t>）</w:t>
+        <w:t>)</w:t>
       </w:r>
     </w:p>
     <w:p>
@@ -562,37 +554,28 @@
           <w:rFonts w:hint="eastAsia"/>
           <w:lang w:eastAsia="zh"/>
         </w:rPr>
-        <w:t xml:space="preserve">Does the system have different types of users (such as ordinary users, administrators, etc.)? What are their respective </w:t>
-      </w:r>
-      <w:proofErr w:type="gramStart"/>
+        <w:t>Does the system have different types of users (such as ordinary users, administrators, etc.)? What are their respective responsibilities?</w:t>
+      </w:r>
       <w:r>
         <w:rPr>
           <w:rFonts w:hint="eastAsia"/>
           <w:lang w:eastAsia="zh"/>
         </w:rPr>
-        <w:t>responsibilities?</w:t>
+        <w:t xml:space="preserve"> (</w:t>
       </w:r>
       <w:r>
         <w:rPr>
           <w:rFonts w:hint="eastAsia"/>
           <w:lang w:eastAsia="zh"/>
         </w:rPr>
-        <w:t>（</w:t>
-      </w:r>
-      <w:proofErr w:type="gramEnd"/>
+        <w:t>Ma Xinyao</w:t>
+      </w:r>
       <w:r>
         <w:rPr>
           <w:rFonts w:hint="eastAsia"/>
           <w:lang w:eastAsia="zh"/>
         </w:rPr>
-        <w:t>Ma Xinyao</w:t>
-      </w:r>
-      <w:r>
-        <w:rPr>
-          <w:rFonts w:hint="eastAsia"/>
-          <w:lang w:eastAsia="zh"/>
-        </w:rPr>
-        <w:t>）</w:t>
+        <w:t>)</w:t>
       </w:r>
     </w:p>
     <w:p>
@@ -674,29 +657,27 @@
           <w:shd w:val="clear" w:color="auto" w:fill="FFFFFF"/>
           <w:lang w:val="en"/>
         </w:rPr>
-        <w:t xml:space="preserve">How often will users use the </w:t>
-      </w:r>
-      <w:proofErr w:type="gramStart"/>
-      <w:r>
-        <w:rPr>
-          <w:rFonts w:eastAsia="Arial" w:cs="Arial"/>
-          <w:color w:val="2A2B2E"/>
-          <w:szCs w:val="21"/>
-          <w:shd w:val="clear" w:color="auto" w:fill="FFFFFF"/>
-          <w:lang w:val="en"/>
-        </w:rPr>
-        <w:t>system?(</w:t>
-      </w:r>
-      <w:proofErr w:type="gramEnd"/>
-      <w:r>
-        <w:rPr>
-          <w:rFonts w:eastAsia="Arial" w:cs="Arial"/>
-          <w:color w:val="2A2B2E"/>
-          <w:szCs w:val="21"/>
-          <w:shd w:val="clear" w:color="auto" w:fill="FFFFFF"/>
-          <w:lang w:val="en"/>
-        </w:rPr>
-        <w:t xml:space="preserve">e.g., daily, weekly, occasionally) (Guan </w:t>
+        <w:t>How often will users use the system?</w:t>
+      </w:r>
+      <w:r>
+        <w:rPr>
+          <w:rFonts w:eastAsiaTheme="minorEastAsia" w:cs="Arial" w:hint="eastAsia"/>
+          <w:color w:val="2A2B2E"/>
+          <w:szCs w:val="21"/>
+          <w:shd w:val="clear" w:color="auto" w:fill="FFFFFF"/>
+          <w:lang w:val="en"/>
+        </w:rPr>
+        <w:t xml:space="preserve"> </w:t>
+      </w:r>
+      <w:r>
+        <w:rPr>
+          <w:rFonts w:eastAsia="Arial" w:cs="Arial"/>
+          <w:color w:val="2A2B2E"/>
+          <w:szCs w:val="21"/>
+          <w:shd w:val="clear" w:color="auto" w:fill="FFFFFF"/>
+          <w:lang w:val="en"/>
+        </w:rPr>
+        <w:t xml:space="preserve">(e.g., daily, weekly, occasionally) (Guan </w:t>
       </w:r>
       <w:proofErr w:type="spellStart"/>
       <w:r>
@@ -745,29 +726,27 @@
           <w:shd w:val="clear" w:color="auto" w:fill="FFFFFF"/>
           <w:lang w:val="en"/>
         </w:rPr>
-        <w:t xml:space="preserve">What is the typical workflow when a user uses this </w:t>
-      </w:r>
-      <w:proofErr w:type="gramStart"/>
-      <w:r>
-        <w:rPr>
-          <w:rFonts w:eastAsia="Arial" w:cs="Arial"/>
-          <w:color w:val="2A2B2E"/>
-          <w:szCs w:val="21"/>
-          <w:shd w:val="clear" w:color="auto" w:fill="FFFFFF"/>
-          <w:lang w:val="en"/>
-        </w:rPr>
-        <w:t>system?(</w:t>
-      </w:r>
-      <w:proofErr w:type="gramEnd"/>
-      <w:r>
-        <w:rPr>
-          <w:rFonts w:eastAsia="Arial" w:cs="Arial"/>
-          <w:color w:val="2A2B2E"/>
-          <w:szCs w:val="21"/>
-          <w:shd w:val="clear" w:color="auto" w:fill="FFFFFF"/>
-          <w:lang w:val="en"/>
-        </w:rPr>
-        <w:t xml:space="preserve">Guan </w:t>
+        <w:t>What is the typical workflow when a user uses this system?</w:t>
+      </w:r>
+      <w:r>
+        <w:rPr>
+          <w:rFonts w:eastAsiaTheme="minorEastAsia" w:cs="Arial" w:hint="eastAsia"/>
+          <w:color w:val="2A2B2E"/>
+          <w:szCs w:val="21"/>
+          <w:shd w:val="clear" w:color="auto" w:fill="FFFFFF"/>
+          <w:lang w:val="en"/>
+        </w:rPr>
+        <w:t xml:space="preserve"> </w:t>
+      </w:r>
+      <w:r>
+        <w:rPr>
+          <w:rFonts w:eastAsia="Arial" w:cs="Arial"/>
+          <w:color w:val="2A2B2E"/>
+          <w:szCs w:val="21"/>
+          <w:shd w:val="clear" w:color="auto" w:fill="FFFFFF"/>
+          <w:lang w:val="en"/>
+        </w:rPr>
+        <w:t xml:space="preserve">(Guan </w:t>
       </w:r>
       <w:proofErr w:type="spellStart"/>
       <w:r>
@@ -829,7 +808,14 @@
           <w:rFonts w:hint="eastAsia"/>
           <w:lang w:eastAsia="zh"/>
         </w:rPr>
-        <w:t xml:space="preserve">On which devices can this system run? (e.g., computer, phone, tablet, </w:t>
+        <w:t>On which devices can this system run? (e.g., computer, phone, tablet, etc.)</w:t>
+      </w:r>
+      <w:r>
+        <w:rPr>
+          <w:rFonts w:hint="eastAsia"/>
+          <w:lang w:eastAsia="zh"/>
+        </w:rPr>
+        <w:t xml:space="preserve"> </w:t>
       </w:r>
       <w:proofErr w:type="gramStart"/>
       <w:r>
@@ -837,29 +823,22 @@
           <w:rFonts w:hint="eastAsia"/>
           <w:lang w:eastAsia="zh"/>
         </w:rPr>
-        <w:t>etc.)</w:t>
-      </w:r>
+        <w:t>(</w:t>
+      </w:r>
+      <w:proofErr w:type="gramEnd"/>
       <w:r>
         <w:rPr>
           <w:rFonts w:hint="eastAsia"/>
           <w:lang w:eastAsia="zh"/>
         </w:rPr>
-        <w:t>（</w:t>
-      </w:r>
-      <w:proofErr w:type="gramEnd"/>
+        <w:t>Ma Xinyao</w:t>
+      </w:r>
       <w:r>
         <w:rPr>
           <w:rFonts w:hint="eastAsia"/>
           <w:lang w:eastAsia="zh"/>
         </w:rPr>
-        <w:t>Ma Xinyao</w:t>
-      </w:r>
-      <w:r>
-        <w:rPr>
-          <w:rFonts w:hint="eastAsia"/>
-          <w:lang w:eastAsia="zh"/>
-        </w:rPr>
-        <w:t>）</w:t>
+        <w:t>)</w:t>
       </w:r>
     </w:p>
     <w:p>
@@ -879,7 +858,28 @@
           <w:rFonts w:hint="eastAsia"/>
           <w:lang w:eastAsia="zh"/>
         </w:rPr>
-        <w:t xml:space="preserve">Which operating systems or platforms does the system </w:t>
+        <w:t>Which operating systems or platforms does the system support</w:t>
+      </w:r>
+      <w:r>
+        <w:rPr>
+          <w:rFonts w:hint="eastAsia"/>
+          <w:lang w:eastAsia="zh"/>
+        </w:rPr>
+        <w:t xml:space="preserve"> </w:t>
+      </w:r>
+      <w:r>
+        <w:rPr>
+          <w:rFonts w:hint="eastAsia"/>
+          <w:lang w:eastAsia="zh"/>
+        </w:rPr>
+        <w:t>(Windows, macOS, Linux, etc.)?</w:t>
+      </w:r>
+      <w:r>
+        <w:rPr>
+          <w:rFonts w:hint="eastAsia"/>
+          <w:lang w:eastAsia="zh"/>
+        </w:rPr>
+        <w:t xml:space="preserve"> </w:t>
       </w:r>
       <w:proofErr w:type="gramStart"/>
       <w:r>
@@ -887,7 +887,7 @@
           <w:rFonts w:hint="eastAsia"/>
           <w:lang w:eastAsia="zh"/>
         </w:rPr>
-        <w:t>support(</w:t>
+        <w:t>(</w:t>
       </w:r>
       <w:proofErr w:type="gramEnd"/>
       <w:r>
@@ -895,37 +895,14 @@
           <w:rFonts w:hint="eastAsia"/>
           <w:lang w:eastAsia="zh"/>
         </w:rPr>
-        <w:t>Windows, macOS, Linux, etc.</w:t>
-      </w:r>
-      <w:proofErr w:type="gramStart"/>
+        <w:t>Ma Xinyao</w:t>
+      </w:r>
       <w:r>
         <w:rPr>
           <w:rFonts w:hint="eastAsia"/>
           <w:lang w:eastAsia="zh"/>
         </w:rPr>
-        <w:t>) ?</w:t>
-      </w:r>
-      <w:proofErr w:type="gramEnd"/>
-      <w:r>
-        <w:rPr>
-          <w:rFonts w:hint="eastAsia"/>
-          <w:lang w:eastAsia="zh"/>
-        </w:rPr>
-        <w:t>（</w:t>
-      </w:r>
-      <w:r>
-        <w:rPr>
-          <w:rFonts w:hint="eastAsia"/>
-          <w:lang w:eastAsia="zh"/>
-        </w:rPr>
-        <w:t>Ma Xinyao</w:t>
-      </w:r>
-      <w:r>
-        <w:rPr>
-          <w:rFonts w:hint="eastAsia"/>
-          <w:lang w:eastAsia="zh"/>
-        </w:rPr>
-        <w:t>）</w:t>
+        <w:t>)</w:t>
       </w:r>
     </w:p>
     <w:p>
@@ -1025,18 +1002,18 @@
           <w:szCs w:val="21"/>
           <w:shd w:val="clear" w:color="auto" w:fill="FFFFFF"/>
         </w:rPr>
-        <w:t xml:space="preserve">Were there any policies or standards that needed to be adhered to during the development or design of this </w:t>
+        <w:t>Were there any policies or standards that needed to be adhered to during the development or design of this system?</w:t>
+      </w:r>
+      <w:r>
+        <w:rPr>
+          <w:rFonts w:eastAsiaTheme="minorEastAsia" w:cs="Arial" w:hint="eastAsia"/>
+          <w:color w:val="2A2B2E"/>
+          <w:szCs w:val="21"/>
+          <w:shd w:val="clear" w:color="auto" w:fill="FFFFFF"/>
+        </w:rPr>
+        <w:t xml:space="preserve"> </w:t>
       </w:r>
       <w:proofErr w:type="gramStart"/>
-      <w:r>
-        <w:rPr>
-          <w:rFonts w:eastAsia="Arial" w:cs="Arial" w:hint="eastAsia"/>
-          <w:color w:val="2A2B2E"/>
-          <w:szCs w:val="21"/>
-          <w:shd w:val="clear" w:color="auto" w:fill="FFFFFF"/>
-        </w:rPr>
-        <w:t>system?</w:t>
-      </w:r>
       <w:r>
         <w:rPr>
           <w:rFonts w:eastAsia="Arial" w:cs="Arial"/>
@@ -1105,28 +1082,27 @@
           <w:shd w:val="clear" w:color="auto" w:fill="FFFFFF"/>
           <w:lang w:val="en"/>
         </w:rPr>
-        <w:t xml:space="preserve">Are there any specified requirements for user </w:t>
+        <w:t>Are there any specified requirements for user data</w:t>
+      </w:r>
+      <w:r>
+        <w:rPr>
+          <w:rFonts w:eastAsia="Arial" w:cs="Arial" w:hint="eastAsia"/>
+          <w:color w:val="2A2B2E"/>
+          <w:szCs w:val="21"/>
+          <w:shd w:val="clear" w:color="auto" w:fill="FFFFFF"/>
+        </w:rPr>
+        <w:t>?</w:t>
+      </w:r>
+      <w:r>
+        <w:rPr>
+          <w:rFonts w:eastAsiaTheme="minorEastAsia" w:cs="Arial" w:hint="eastAsia"/>
+          <w:color w:val="2A2B2E"/>
+          <w:szCs w:val="21"/>
+          <w:shd w:val="clear" w:color="auto" w:fill="FFFFFF"/>
+        </w:rPr>
+        <w:t xml:space="preserve"> </w:t>
       </w:r>
       <w:proofErr w:type="gramStart"/>
-      <w:r>
-        <w:rPr>
-          <w:rFonts w:eastAsia="Arial" w:cs="Arial"/>
-          <w:color w:val="2A2B2E"/>
-          <w:szCs w:val="21"/>
-          <w:shd w:val="clear" w:color="auto" w:fill="FFFFFF"/>
-          <w:lang w:val="en"/>
-        </w:rPr>
-        <w:t>data</w:t>
-      </w:r>
-      <w:r>
-        <w:rPr>
-          <w:rFonts w:eastAsia="Arial" w:cs="Arial" w:hint="eastAsia"/>
-          <w:color w:val="2A2B2E"/>
-          <w:szCs w:val="21"/>
-          <w:shd w:val="clear" w:color="auto" w:fill="FFFFFF"/>
-        </w:rPr>
-        <w:t>?</w:t>
-      </w:r>
       <w:r>
         <w:rPr>
           <w:rFonts w:eastAsia="Arial" w:cs="Arial"/>
@@ -1195,7 +1171,17 @@
           <w:shd w:val="clear" w:color="auto" w:fill="FFFFFF"/>
           <w:lang w:val="en"/>
         </w:rPr>
-        <w:t xml:space="preserve">What additional data is particularly important and needs to be paid special attention to and </w:t>
+        <w:t>What additional data is particularly important and needs to be paid special attention to and collected?</w:t>
+      </w:r>
+      <w:r>
+        <w:rPr>
+          <w:rFonts w:eastAsiaTheme="minorEastAsia" w:cs="Arial" w:hint="eastAsia"/>
+          <w:color w:val="2A2B2E"/>
+          <w:szCs w:val="21"/>
+          <w:shd w:val="clear" w:color="auto" w:fill="FFFFFF"/>
+          <w:lang w:val="en"/>
+        </w:rPr>
+        <w:t xml:space="preserve"> </w:t>
       </w:r>
       <w:proofErr w:type="gramStart"/>
       <w:r>
@@ -1206,7 +1192,7 @@
           <w:shd w:val="clear" w:color="auto" w:fill="FFFFFF"/>
           <w:lang w:val="en"/>
         </w:rPr>
-        <w:t>collected?(</w:t>
+        <w:t>(</w:t>
       </w:r>
       <w:proofErr w:type="gramEnd"/>
       <w:r>
@@ -1284,18 +1270,18 @@
           <w:szCs w:val="21"/>
           <w:shd w:val="clear" w:color="auto" w:fill="FFFFFF"/>
         </w:rPr>
-        <w:t xml:space="preserve">Should the system provide user manuals or help </w:t>
+        <w:t>Should the system provide user manuals or help documentation?</w:t>
+      </w:r>
+      <w:r>
+        <w:rPr>
+          <w:rFonts w:eastAsiaTheme="minorEastAsia" w:cs="Arial" w:hint="eastAsia"/>
+          <w:color w:val="2A2B2E"/>
+          <w:szCs w:val="21"/>
+          <w:shd w:val="clear" w:color="auto" w:fill="FFFFFF"/>
+        </w:rPr>
+        <w:t xml:space="preserve"> </w:t>
       </w:r>
       <w:proofErr w:type="gramStart"/>
-      <w:r>
-        <w:rPr>
-          <w:rFonts w:eastAsia="Arial" w:cs="Arial" w:hint="eastAsia"/>
-          <w:color w:val="2A2B2E"/>
-          <w:szCs w:val="21"/>
-          <w:shd w:val="clear" w:color="auto" w:fill="FFFFFF"/>
-        </w:rPr>
-        <w:t>documentation?</w:t>
-      </w:r>
       <w:r>
         <w:rPr>
           <w:rFonts w:eastAsia="Arial" w:cs="Arial"/>
@@ -1363,18 +1349,18 @@
           <w:szCs w:val="21"/>
           <w:shd w:val="clear" w:color="auto" w:fill="FFFFFF"/>
         </w:rPr>
-        <w:t>What format should the documentation be in (PDF, online help, tutorial</w:t>
+        <w:t>What format should the documentation be in (PDF, online help, tutorial)?</w:t>
+      </w:r>
+      <w:r>
+        <w:rPr>
+          <w:rFonts w:eastAsiaTheme="minorEastAsia" w:cs="Arial" w:hint="eastAsia"/>
+          <w:color w:val="2A2B2E"/>
+          <w:szCs w:val="21"/>
+          <w:shd w:val="clear" w:color="auto" w:fill="FFFFFF"/>
+        </w:rPr>
+        <w:t xml:space="preserve"> </w:t>
       </w:r>
       <w:proofErr w:type="gramStart"/>
-      <w:r>
-        <w:rPr>
-          <w:rFonts w:eastAsia="Arial" w:cs="Arial" w:hint="eastAsia"/>
-          <w:color w:val="2A2B2E"/>
-          <w:szCs w:val="21"/>
-          <w:shd w:val="clear" w:color="auto" w:fill="FFFFFF"/>
-        </w:rPr>
-        <w:t>)?</w:t>
-      </w:r>
       <w:r>
         <w:rPr>
           <w:rFonts w:eastAsia="Arial" w:cs="Arial"/>
@@ -1455,15 +1441,16 @@
         <w:rPr>
           <w:lang w:val="en"/>
         </w:rPr>
-        <w:t xml:space="preserve">Are there any assumptions about the users or operating </w:t>
+        <w:t>Are there any assumptions about the users or operating environment?</w:t>
+      </w:r>
+      <w:r>
+        <w:rPr>
+          <w:rFonts w:hint="eastAsia"/>
+          <w:lang w:val="en"/>
+        </w:rPr>
+        <w:t xml:space="preserve"> </w:t>
       </w:r>
       <w:proofErr w:type="gramStart"/>
-      <w:r>
-        <w:rPr>
-          <w:lang w:val="en"/>
-        </w:rPr>
-        <w:t>environment?</w:t>
-      </w:r>
       <w:r>
         <w:rPr>
           <w:rFonts w:eastAsia="Arial" w:cs="Arial"/>
@@ -1524,15 +1511,16 @@
         <w:rPr>
           <w:lang w:val="en"/>
         </w:rPr>
-        <w:t xml:space="preserve">Are there any external systems that this software depends </w:t>
+        <w:t>Are there any external systems that this software depends on?</w:t>
+      </w:r>
+      <w:r>
+        <w:rPr>
+          <w:rFonts w:hint="eastAsia"/>
+          <w:lang w:val="en"/>
+        </w:rPr>
+        <w:t xml:space="preserve"> </w:t>
       </w:r>
       <w:proofErr w:type="gramStart"/>
-      <w:r>
-        <w:rPr>
-          <w:lang w:val="en"/>
-        </w:rPr>
-        <w:t>on?</w:t>
-      </w:r>
       <w:r>
         <w:rPr>
           <w:rFonts w:eastAsia="Arial" w:cs="Arial"/>
@@ -1597,17 +1585,18 @@
         <w:rPr>
           <w:lang w:val="en"/>
         </w:rPr>
-        <w:t xml:space="preserve">What future changes or expansions should the system be able to </w:t>
+        <w:t>What future changes or expansions should the system be able to support?</w:t>
+      </w:r>
+      <w:r>
+        <w:rPr>
+          <w:rFonts w:hint="eastAsia"/>
+          <w:lang w:val="en"/>
+        </w:rPr>
+        <w:t xml:space="preserve"> </w:t>
       </w:r>
       <w:proofErr w:type="gramStart"/>
       <w:r>
         <w:rPr>
-          <w:lang w:val="en"/>
-        </w:rPr>
-        <w:t>support?</w:t>
-      </w:r>
-      <w:r>
-        <w:rPr>
           <w:rFonts w:eastAsia="Arial" w:cs="Arial"/>
           <w:color w:val="2A2B2E"/>
           <w:szCs w:val="21"/>
@@ -1652,6 +1641,17 @@
     </w:p>
     <w:p>
       <w:pPr>
+        <w:rPr>
+          <w:rFonts w:eastAsiaTheme="minorEastAsia" w:cs="Arial" w:hint="eastAsia"/>
+          <w:color w:val="2A2B2E"/>
+          <w:szCs w:val="21"/>
+          <w:shd w:val="clear" w:color="auto" w:fill="FFFFFF"/>
+          <w:lang w:val="en"/>
+        </w:rPr>
+      </w:pPr>
+    </w:p>
+    <w:p>
+      <w:pPr>
         <w:pStyle w:val="2"/>
         <w:rPr>
           <w:lang w:eastAsia="zh"/>
@@ -1669,16 +1669,23 @@
       <w:pPr>
         <w:pStyle w:val="3"/>
         <w:rPr>
-          <w:rFonts w:ascii="微软雅黑" w:hAnsi="微软雅黑" w:cs="微软雅黑"/>
-          <w:lang w:eastAsia="zh"/>
-        </w:rPr>
-      </w:pPr>
-      <w:r>
-        <w:rPr>
           <w:rFonts w:ascii="微软雅黑" w:hAnsi="微软雅黑" w:cs="微软雅黑" w:hint="eastAsia"/>
           <w:lang w:eastAsia="zh"/>
         </w:rPr>
-        <w:t xml:space="preserve">4.1 User Interfaces </w:t>
+      </w:pPr>
+      <w:r>
+        <w:rPr>
+          <w:rFonts w:ascii="微软雅黑" w:hAnsi="微软雅黑" w:cs="微软雅黑" w:hint="eastAsia"/>
+          <w:lang w:eastAsia="zh"/>
+        </w:rPr>
+        <w:t>4.1</w:t>
+      </w:r>
+      <w:r>
+        <w:rPr>
+          <w:rFonts w:cs="Arial"/>
+          <w:lang w:eastAsia="zh"/>
+        </w:rPr>
+        <w:t xml:space="preserve"> User Interfaces </w:t>
       </w:r>
     </w:p>
     <w:p>
@@ -1692,14 +1699,14 @@
         </w:tabs>
         <w:outlineLvl w:val="0"/>
         <w:rPr>
-          <w:rFonts w:ascii="微软雅黑" w:hAnsi="微软雅黑" w:cs="微软雅黑"/>
-          <w:szCs w:val="21"/>
-          <w:lang w:eastAsia="zh"/>
-        </w:rPr>
-      </w:pPr>
-      <w:r>
-        <w:rPr>
-          <w:rFonts w:ascii="微软雅黑" w:hAnsi="微软雅黑" w:cs="微软雅黑" w:hint="eastAsia"/>
+          <w:rFonts w:cs="Arial"/>
+          <w:szCs w:val="21"/>
+          <w:lang w:eastAsia="zh"/>
+        </w:rPr>
+      </w:pPr>
+      <w:r>
+        <w:rPr>
+          <w:rFonts w:cs="Arial"/>
           <w:szCs w:val="21"/>
           <w:lang w:eastAsia="zh"/>
         </w:rPr>
@@ -1717,18 +1724,50 @@
         </w:tabs>
         <w:outlineLvl w:val="0"/>
         <w:rPr>
-          <w:rFonts w:ascii="微软雅黑" w:hAnsi="微软雅黑" w:cs="微软雅黑"/>
-          <w:szCs w:val="21"/>
-          <w:lang w:eastAsia="zh"/>
-        </w:rPr>
-      </w:pPr>
-      <w:r>
-        <w:rPr>
-          <w:rFonts w:ascii="微软雅黑" w:hAnsi="微软雅黑" w:cs="微软雅黑" w:hint="eastAsia"/>
-          <w:szCs w:val="21"/>
-          <w:lang w:eastAsia="zh"/>
-        </w:rPr>
-        <w:t>On what screen size will the user interface be displayed？ (e.g., Cell Phone or PC)? (Hou Shuoran)</w:t>
+          <w:rFonts w:cs="Arial"/>
+          <w:szCs w:val="21"/>
+          <w:lang w:eastAsia="zh"/>
+        </w:rPr>
+      </w:pPr>
+      <w:r>
+        <w:rPr>
+          <w:rFonts w:cs="Arial"/>
+          <w:szCs w:val="21"/>
+          <w:lang w:eastAsia="zh"/>
+        </w:rPr>
+        <w:t>On what screen size will the user interface be displayed</w:t>
+      </w:r>
+      <w:r>
+        <w:rPr>
+          <w:rFonts w:cs="Arial"/>
+          <w:szCs w:val="21"/>
+          <w:lang w:eastAsia="zh"/>
+        </w:rPr>
+        <w:t xml:space="preserve">? </w:t>
+      </w:r>
+      <w:r>
+        <w:rPr>
+          <w:rFonts w:cs="Arial"/>
+          <w:szCs w:val="21"/>
+          <w:lang w:eastAsia="zh"/>
+        </w:rPr>
+        <w:t>(e.g., Cell Phone or PC)</w:t>
+      </w:r>
+      <w:r>
+        <w:rPr>
+          <w:rFonts w:cs="Arial"/>
+          <w:szCs w:val="21"/>
+          <w:lang w:eastAsia="zh"/>
+        </w:rPr>
+        <w:t xml:space="preserve"> </w:t>
+      </w:r>
+      <w:r>
+        <w:rPr>
+          <w:rFonts w:cs="Arial"/>
+          <w:szCs w:val="21"/>
+          <w:lang w:eastAsia="zh"/>
+        </w:rPr>
+        <w:t>(Hou Shuoran)</w:t>
       </w:r>
     </w:p>
     <w:p>
@@ -1742,14 +1781,14 @@
         </w:tabs>
         <w:outlineLvl w:val="0"/>
         <w:rPr>
-          <w:rFonts w:ascii="微软雅黑" w:hAnsi="微软雅黑" w:cs="微软雅黑"/>
-          <w:szCs w:val="21"/>
-          <w:lang w:eastAsia="zh"/>
-        </w:rPr>
-      </w:pPr>
-      <w:r>
-        <w:rPr>
-          <w:rFonts w:ascii="微软雅黑" w:hAnsi="微软雅黑" w:cs="微软雅黑" w:hint="eastAsia"/>
+          <w:rFonts w:cs="Arial"/>
+          <w:szCs w:val="21"/>
+          <w:lang w:eastAsia="zh"/>
+        </w:rPr>
+      </w:pPr>
+      <w:r>
+        <w:rPr>
+          <w:rFonts w:cs="Arial"/>
           <w:szCs w:val="21"/>
           <w:lang w:eastAsia="zh"/>
         </w:rPr>
@@ -1760,13 +1799,13 @@
       <w:pPr>
         <w:pStyle w:val="3"/>
         <w:rPr>
-          <w:rFonts w:ascii="微软雅黑" w:hAnsi="微软雅黑" w:cs="微软雅黑"/>
-          <w:lang w:eastAsia="zh"/>
-        </w:rPr>
-      </w:pPr>
-      <w:r>
-        <w:rPr>
-          <w:rFonts w:ascii="微软雅黑" w:hAnsi="微软雅黑" w:cs="微软雅黑" w:hint="eastAsia"/>
+          <w:rFonts w:cs="Arial"/>
+          <w:lang w:eastAsia="zh"/>
+        </w:rPr>
+      </w:pPr>
+      <w:r>
+        <w:rPr>
+          <w:rFonts w:cs="Arial"/>
           <w:lang w:eastAsia="zh"/>
         </w:rPr>
         <w:t xml:space="preserve">4.2 Hardware Interfaces </w:t>
@@ -1783,52 +1822,57 @@
         </w:tabs>
         <w:outlineLvl w:val="0"/>
         <w:rPr>
-          <w:rFonts w:ascii="微软雅黑" w:hAnsi="微软雅黑" w:cs="微软雅黑"/>
-          <w:szCs w:val="21"/>
-          <w:lang w:eastAsia="zh"/>
-        </w:rPr>
-      </w:pPr>
-      <w:r>
-        <w:rPr>
-          <w:rFonts w:ascii="微软雅黑" w:hAnsi="微软雅黑" w:cs="微软雅黑" w:hint="eastAsia"/>
-          <w:szCs w:val="21"/>
-          <w:lang w:eastAsia="zh"/>
-        </w:rPr>
-        <w:t xml:space="preserve">Can this system connect to the campus network and use hardware devices such as </w:t>
-      </w:r>
-      <w:proofErr w:type="gramStart"/>
-      <w:r>
-        <w:rPr>
-          <w:rFonts w:ascii="微软雅黑" w:hAnsi="微软雅黑" w:cs="微软雅黑" w:hint="eastAsia"/>
-          <w:szCs w:val="21"/>
-          <w:lang w:eastAsia="zh"/>
-        </w:rPr>
-        <w:t>printers?（</w:t>
-      </w:r>
-      <w:proofErr w:type="gramEnd"/>
-      <w:r>
-        <w:rPr>
-          <w:rFonts w:ascii="微软雅黑" w:hAnsi="微软雅黑" w:cs="微软雅黑" w:hint="eastAsia"/>
-          <w:szCs w:val="21"/>
-          <w:lang w:eastAsia="zh"/>
-        </w:rPr>
-        <w:t>Hou Shuoran）</w:t>
+          <w:rFonts w:cs="Arial"/>
+          <w:szCs w:val="21"/>
+          <w:lang w:eastAsia="zh"/>
+        </w:rPr>
+      </w:pPr>
+      <w:r>
+        <w:rPr>
+          <w:rFonts w:cs="Arial"/>
+          <w:szCs w:val="21"/>
+          <w:lang w:eastAsia="zh"/>
+        </w:rPr>
+        <w:t>Can this system connect to the campus network and use hardware devices such as printers?</w:t>
+      </w:r>
+      <w:r>
+        <w:rPr>
+          <w:rFonts w:cs="Arial"/>
+          <w:szCs w:val="21"/>
+          <w:lang w:eastAsia="zh"/>
+        </w:rPr>
+        <w:t xml:space="preserve"> (</w:t>
+      </w:r>
+      <w:r>
+        <w:rPr>
+          <w:rFonts w:cs="Arial"/>
+          <w:szCs w:val="21"/>
+          <w:lang w:eastAsia="zh"/>
+        </w:rPr>
+        <w:t>Hou Shuoran</w:t>
+      </w:r>
+      <w:r>
+        <w:rPr>
+          <w:rFonts w:cs="Arial"/>
+          <w:szCs w:val="21"/>
+          <w:lang w:eastAsia="zh"/>
+        </w:rPr>
+        <w:t>)</w:t>
       </w:r>
     </w:p>
     <w:p>
       <w:pPr>
         <w:pStyle w:val="3"/>
         <w:rPr>
-          <w:rFonts w:ascii="微软雅黑" w:hAnsi="微软雅黑" w:cs="微软雅黑"/>
+          <w:rFonts w:cs="Arial"/>
           <w:lang w:val="en" w:eastAsia="zh"/>
         </w:rPr>
       </w:pPr>
       <w:r>
         <w:rPr>
-          <w:rFonts w:ascii="微软雅黑" w:hAnsi="微软雅黑" w:cs="微软雅黑"/>
+          <w:rFonts w:cs="Arial"/>
           <w:lang w:val="en" w:eastAsia="zh"/>
         </w:rPr>
-        <w:lastRenderedPageBreak/>
         <w:t xml:space="preserve">4.3 Software interfaces </w:t>
       </w:r>
     </w:p>
@@ -1842,18 +1886,27 @@
           <w:tab w:val="clear" w:pos="425"/>
         </w:tabs>
         <w:rPr>
-          <w:rFonts w:ascii="微软雅黑" w:hAnsi="微软雅黑" w:cs="微软雅黑"/>
+          <w:rFonts w:cs="Arial"/>
           <w:szCs w:val="21"/>
           <w:lang w:val="en" w:eastAsia="zh"/>
         </w:rPr>
       </w:pPr>
       <w:r>
         <w:rPr>
-          <w:rFonts w:ascii="微软雅黑" w:hAnsi="微软雅黑" w:cs="微软雅黑"/>
+          <w:rFonts w:cs="Arial"/>
           <w:szCs w:val="21"/>
           <w:lang w:val="en" w:eastAsia="zh"/>
         </w:rPr>
-        <w:t>Could the system directly connect to the student information database? If not, which specific data fields (e.g., student name, student ID) are accessible and which are not allowed? (Yancheng Peng)</w:t>
+        <w:t xml:space="preserve">Could the system directly connect to the student information database? If not, which </w:t>
+      </w:r>
+      <w:r>
+        <w:rPr>
+          <w:rFonts w:cs="Arial"/>
+          <w:szCs w:val="21"/>
+          <w:lang w:val="en" w:eastAsia="zh"/>
+        </w:rPr>
+        <w:lastRenderedPageBreak/>
+        <w:t>specific data fields (e.g., student name, student ID) are accessible and which are not allowed? (Yancheng Peng)</w:t>
       </w:r>
     </w:p>
     <w:p>
@@ -1866,14 +1919,14 @@
           <w:tab w:val="clear" w:pos="425"/>
         </w:tabs>
         <w:rPr>
-          <w:rFonts w:ascii="微软雅黑" w:hAnsi="微软雅黑" w:cs="微软雅黑"/>
+          <w:rFonts w:cs="Arial"/>
           <w:szCs w:val="21"/>
           <w:lang w:val="en" w:eastAsia="zh"/>
         </w:rPr>
       </w:pPr>
       <w:r>
         <w:rPr>
-          <w:rFonts w:ascii="微软雅黑" w:hAnsi="微软雅黑" w:cs="微软雅黑"/>
+          <w:rFonts w:cs="Arial"/>
           <w:szCs w:val="21"/>
           <w:lang w:val="en" w:eastAsia="zh"/>
         </w:rPr>
@@ -1890,14 +1943,14 @@
           <w:tab w:val="clear" w:pos="425"/>
         </w:tabs>
         <w:rPr>
-          <w:rFonts w:ascii="微软雅黑" w:hAnsi="微软雅黑" w:cs="微软雅黑"/>
+          <w:rFonts w:cs="Arial"/>
           <w:szCs w:val="21"/>
           <w:lang w:val="en" w:eastAsia="zh"/>
         </w:rPr>
       </w:pPr>
       <w:r>
         <w:rPr>
-          <w:rFonts w:ascii="微软雅黑" w:hAnsi="微软雅黑" w:cs="微软雅黑"/>
+          <w:rFonts w:cs="Arial"/>
           <w:szCs w:val="21"/>
           <w:lang w:val="en" w:eastAsia="zh"/>
         </w:rPr>
@@ -1908,13 +1961,13 @@
       <w:pPr>
         <w:pStyle w:val="3"/>
         <w:rPr>
-          <w:rFonts w:ascii="微软雅黑" w:hAnsi="微软雅黑" w:cs="微软雅黑"/>
+          <w:rFonts w:cs="Arial"/>
           <w:lang w:val="en" w:eastAsia="zh"/>
         </w:rPr>
       </w:pPr>
       <w:r>
         <w:rPr>
-          <w:rFonts w:ascii="微软雅黑" w:hAnsi="微软雅黑" w:cs="微软雅黑"/>
+          <w:rFonts w:cs="Arial"/>
           <w:lang w:val="en" w:eastAsia="zh"/>
         </w:rPr>
         <w:t>4.4 Communications Interfaces</w:t>
@@ -1932,7 +1985,7 @@
           <w:tab w:val="clear" w:pos="425"/>
         </w:tabs>
         <w:rPr>
-          <w:rFonts w:ascii="微软雅黑" w:hAnsi="微软雅黑" w:cs="微软雅黑"/>
+          <w:rFonts w:cs="Arial"/>
           <w:b w:val="0"/>
           <w:kern w:val="2"/>
           <w:sz w:val="21"/>
@@ -1943,7 +1996,7 @@
       <w:bookmarkStart w:id="16" w:name="_Toc26969077"/>
       <w:r>
         <w:rPr>
-          <w:rFonts w:ascii="微软雅黑" w:hAnsi="微软雅黑" w:cs="微软雅黑"/>
+          <w:rFonts w:cs="Arial"/>
           <w:b w:val="0"/>
           <w:kern w:val="2"/>
           <w:sz w:val="21"/>
@@ -1960,52 +2013,47 @@
           <w:numId w:val="5"/>
         </w:numPr>
         <w:rPr>
-          <w:rFonts w:ascii="微软雅黑" w:hAnsi="微软雅黑" w:cs="微软雅黑"/>
+          <w:rFonts w:cs="Arial"/>
           <w:szCs w:val="21"/>
           <w:lang w:val="en" w:eastAsia="zh"/>
         </w:rPr>
       </w:pPr>
       <w:r>
         <w:rPr>
-          <w:rFonts w:ascii="微软雅黑" w:hAnsi="微软雅黑" w:cs="微软雅黑" w:hint="eastAsia"/>
+          <w:rFonts w:cs="Arial"/>
           <w:szCs w:val="21"/>
           <w:lang w:val="en" w:eastAsia="zh"/>
         </w:rPr>
-        <w:t>Which communication protocols or standards should the system use for data transmission, such as HTTP, HTTPS, or FTP?</w:t>
-      </w:r>
-      <w:r>
-        <w:rPr>
-          <w:rFonts w:ascii="微软雅黑" w:hAnsi="微软雅黑" w:cs="微软雅黑"/>
+        <w:t>Which communication protocols or standards should the system use for data transmission, such as HTTP, HTTPS, or FTP? (Yancheng Peng)</w:t>
+      </w:r>
+    </w:p>
+    <w:p>
+      <w:pPr>
+        <w:rPr>
+          <w:rFonts w:cs="Arial" w:hint="eastAsia"/>
           <w:szCs w:val="21"/>
           <w:lang w:val="en" w:eastAsia="zh"/>
         </w:rPr>
-        <w:t xml:space="preserve"> (Yancheng Peng)</w:t>
-      </w:r>
-    </w:p>
-    <w:p>
-      <w:pPr>
-        <w:pStyle w:val="1"/>
-        <w:widowControl/>
-        <w:rPr>
-          <w:rFonts w:ascii=".applesystemuifont" w:eastAsia=".applesystemuifont" w:hAnsi=".applesystemuifont" w:cs=".applesystemuifont"/>
-          <w:color w:val="0E0E0E"/>
-          <w:sz w:val="21"/>
-          <w:szCs w:val="21"/>
-        </w:rPr>
       </w:pPr>
     </w:p>
     <w:p>
       <w:pPr>
         <w:pStyle w:val="2"/>
-      </w:pPr>
-      <w:r>
-        <w:rPr>
-          <w:rFonts w:hint="eastAsia"/>
+        <w:rPr>
+          <w:rFonts w:cs="Arial"/>
+        </w:rPr>
+      </w:pPr>
+      <w:r>
+        <w:rPr>
+          <w:rFonts w:cs="Arial"/>
           <w:lang w:eastAsia="zh"/>
         </w:rPr>
         <w:t xml:space="preserve">5. </w:t>
       </w:r>
       <w:r>
+        <w:rPr>
+          <w:rFonts w:cs="Arial"/>
+        </w:rPr>
         <w:t>Other Nonfunctional Requirements</w:t>
       </w:r>
       <w:bookmarkEnd w:id="16"/>
@@ -2013,16 +2061,22 @@
     <w:p>
       <w:pPr>
         <w:pStyle w:val="3"/>
+        <w:rPr>
+          <w:rFonts w:cs="Arial"/>
+        </w:rPr>
       </w:pPr>
       <w:bookmarkStart w:id="17" w:name="_Toc26969078"/>
       <w:r>
         <w:rPr>
-          <w:rFonts w:hint="eastAsia"/>
+          <w:rFonts w:cs="Arial"/>
           <w:lang w:eastAsia="zh"/>
         </w:rPr>
         <w:t xml:space="preserve">5.1 </w:t>
       </w:r>
       <w:r>
+        <w:rPr>
+          <w:rFonts w:cs="Arial"/>
+        </w:rPr>
         <w:t>Performance Requirements</w:t>
       </w:r>
       <w:bookmarkEnd w:id="17"/>
@@ -2036,39 +2090,24 @@
         </w:numPr>
         <w:ind w:firstLineChars="0"/>
         <w:rPr>
-          <w:lang w:eastAsia="zh"/>
-        </w:rPr>
-      </w:pPr>
-      <w:r>
-        <w:rPr>
-          <w:rFonts w:hint="eastAsia"/>
+          <w:rFonts w:cs="Arial"/>
+          <w:lang w:eastAsia="zh"/>
+        </w:rPr>
+      </w:pPr>
+      <w:r>
+        <w:rPr>
+          <w:rFonts w:cs="Arial"/>
           <w:lang w:eastAsia="zh"/>
         </w:rPr>
         <w:t xml:space="preserve">Which mainstream browsers (e.g., Chrome, Edge) or mobile operating systems (iOS/Android) does the system need to support? </w:t>
       </w:r>
       <w:r>
         <w:rPr>
-          <w:rFonts w:ascii="微软雅黑" w:hAnsi="微软雅黑" w:cs="微软雅黑"/>
+          <w:rFonts w:cs="Arial"/>
           <w:szCs w:val="21"/>
           <w:lang w:val="en" w:eastAsia="zh"/>
         </w:rPr>
-        <w:t>(</w:t>
-      </w:r>
-      <w:r>
-        <w:rPr>
-          <w:rFonts w:ascii="微软雅黑" w:hAnsi="微软雅黑" w:cs="微软雅黑" w:hint="eastAsia"/>
-          <w:szCs w:val="21"/>
-          <w:lang w:val="en" w:eastAsia="zh"/>
-        </w:rPr>
-        <w:t>Ouyang Hao</w:t>
-      </w:r>
-      <w:r>
-        <w:rPr>
-          <w:rFonts w:ascii="微软雅黑" w:hAnsi="微软雅黑" w:cs="微软雅黑"/>
-          <w:szCs w:val="21"/>
-          <w:lang w:val="en" w:eastAsia="zh"/>
-        </w:rPr>
-        <w:t>)</w:t>
+        <w:t>(Ouyang Hao)</w:t>
       </w:r>
     </w:p>
     <w:p>
@@ -2080,48 +2119,36 @@
         </w:numPr>
         <w:ind w:firstLineChars="0"/>
         <w:rPr>
-          <w:lang w:eastAsia="zh"/>
-        </w:rPr>
-      </w:pPr>
-      <w:r>
-        <w:rPr>
-          <w:rFonts w:hint="eastAsia"/>
+          <w:rFonts w:cs="Arial"/>
+          <w:lang w:eastAsia="zh"/>
+        </w:rPr>
+      </w:pPr>
+      <w:r>
+        <w:rPr>
+          <w:rFonts w:cs="Arial"/>
           <w:lang w:eastAsia="zh"/>
         </w:rPr>
         <w:t xml:space="preserve">Should the system automatically scale up or restrict access when the peak concurrency exceeds the number of users? </w:t>
       </w:r>
       <w:r>
         <w:rPr>
-          <w:rFonts w:ascii="微软雅黑" w:hAnsi="微软雅黑" w:cs="微软雅黑"/>
+          <w:rFonts w:cs="Arial"/>
           <w:szCs w:val="21"/>
           <w:lang w:val="en" w:eastAsia="zh"/>
         </w:rPr>
-        <w:t>(</w:t>
-      </w:r>
-      <w:r>
-        <w:rPr>
-          <w:rFonts w:ascii="微软雅黑" w:hAnsi="微软雅黑" w:cs="微软雅黑" w:hint="eastAsia"/>
-          <w:szCs w:val="21"/>
-          <w:lang w:val="en" w:eastAsia="zh"/>
-        </w:rPr>
-        <w:t>Ouyang Hao</w:t>
-      </w:r>
-      <w:r>
-        <w:rPr>
-          <w:rFonts w:ascii="微软雅黑" w:hAnsi="微软雅黑" w:cs="微软雅黑"/>
-          <w:szCs w:val="21"/>
-          <w:lang w:val="en" w:eastAsia="zh"/>
-        </w:rPr>
-        <w:t>)</w:t>
+        <w:t>(Ouyang Hao)</w:t>
       </w:r>
     </w:p>
     <w:p>
       <w:pPr>
         <w:pStyle w:val="3"/>
-      </w:pPr>
-      <w:r>
-        <w:rPr>
-          <w:rFonts w:hint="eastAsia"/>
+        <w:rPr>
+          <w:rFonts w:cs="Arial"/>
+        </w:rPr>
+      </w:pPr>
+      <w:r>
+        <w:rPr>
+          <w:rFonts w:cs="Arial"/>
           <w:lang w:eastAsia="zh"/>
         </w:rPr>
         <w:t xml:space="preserve">5.2 </w:t>
@@ -2129,6 +2156,9 @@
       <w:bookmarkStart w:id="18" w:name="_Toc26969079"/>
       <w:bookmarkStart w:id="19" w:name="_Toc439994691"/>
       <w:r>
+        <w:rPr>
+          <w:rFonts w:cs="Arial"/>
+        </w:rPr>
         <w:t>Safety Requirements</w:t>
       </w:r>
       <w:bookmarkEnd w:id="18"/>
@@ -2143,14 +2173,14 @@
         </w:numPr>
         <w:ind w:firstLineChars="0"/>
         <w:rPr>
-          <w:rFonts w:ascii="微软雅黑" w:hAnsi="微软雅黑" w:cs="微软雅黑"/>
+          <w:rFonts w:cs="Arial"/>
           <w:szCs w:val="21"/>
           <w:lang w:val="en" w:eastAsia="zh"/>
         </w:rPr>
       </w:pPr>
       <w:r>
         <w:rPr>
-          <w:rFonts w:eastAsia="Arial" w:cs="Arial" w:hint="eastAsia"/>
+          <w:rFonts w:eastAsia="Arial" w:cs="Arial"/>
           <w:color w:val="000000"/>
           <w:szCs w:val="21"/>
           <w:shd w:val="clear" w:color="auto" w:fill="F7F7F7"/>
@@ -2160,27 +2190,11 @@
       </w:r>
       <w:r>
         <w:rPr>
-          <w:rFonts w:ascii="微软雅黑" w:hAnsi="微软雅黑" w:cs="微软雅黑"/>
+          <w:rFonts w:cs="Arial"/>
           <w:szCs w:val="21"/>
           <w:lang w:val="en" w:eastAsia="zh"/>
         </w:rPr>
-        <w:t>(</w:t>
-      </w:r>
-      <w:r>
-        <w:rPr>
-          <w:rFonts w:ascii="微软雅黑" w:hAnsi="微软雅黑" w:cs="微软雅黑" w:hint="eastAsia"/>
-          <w:szCs w:val="21"/>
-          <w:lang w:val="en" w:eastAsia="zh"/>
-        </w:rPr>
-        <w:t>Ouyang Hao</w:t>
-      </w:r>
-      <w:r>
-        <w:rPr>
-          <w:rFonts w:ascii="微软雅黑" w:hAnsi="微软雅黑" w:cs="微软雅黑"/>
-          <w:szCs w:val="21"/>
-          <w:lang w:val="en" w:eastAsia="zh"/>
-        </w:rPr>
-        <w:t>)</w:t>
+        <w:t>(Ouyang Hao)</w:t>
       </w:r>
     </w:p>
     <w:p>
@@ -2192,42 +2206,18 @@
         </w:numPr>
         <w:ind w:firstLineChars="0"/>
         <w:rPr>
-          <w:rFonts w:ascii="微软雅黑" w:hAnsi="微软雅黑" w:cs="微软雅黑"/>
+          <w:rFonts w:cs="Arial"/>
           <w:szCs w:val="21"/>
           <w:lang w:val="en" w:eastAsia="zh"/>
         </w:rPr>
       </w:pPr>
       <w:r>
         <w:rPr>
-          <w:rFonts w:ascii="微软雅黑" w:hAnsi="微软雅黑" w:cs="微软雅黑" w:hint="eastAsia"/>
+          <w:rFonts w:cs="Arial"/>
           <w:szCs w:val="21"/>
           <w:lang w:val="en" w:eastAsia="zh"/>
         </w:rPr>
-        <w:t xml:space="preserve">Are there specific data security compliance standards or privacy certifications we need to adhere to? </w:t>
-      </w:r>
-      <w:r>
-        <w:rPr>
-          <w:rFonts w:ascii="微软雅黑" w:hAnsi="微软雅黑" w:cs="微软雅黑"/>
-          <w:szCs w:val="21"/>
-          <w:lang w:val="en" w:eastAsia="zh"/>
-        </w:rPr>
-        <w:t>(</w:t>
-      </w:r>
-      <w:r>
-        <w:rPr>
-          <w:rFonts w:ascii="微软雅黑" w:hAnsi="微软雅黑" w:cs="微软雅黑" w:hint="eastAsia"/>
-          <w:szCs w:val="21"/>
-          <w:lang w:val="en" w:eastAsia="zh"/>
-        </w:rPr>
-        <w:t>Ouyang Hao</w:t>
-      </w:r>
-      <w:r>
-        <w:rPr>
-          <w:rFonts w:ascii="微软雅黑" w:hAnsi="微软雅黑" w:cs="微软雅黑"/>
-          <w:szCs w:val="21"/>
-          <w:lang w:val="en" w:eastAsia="zh"/>
-        </w:rPr>
-        <w:t>)</w:t>
+        <w:t>Are there specific data security compliance standards or privacy certifications we need to adhere to? (Ouyang Hao)</w:t>
       </w:r>
     </w:p>
     <w:p>
@@ -2239,14 +2229,14 @@
         </w:numPr>
         <w:ind w:firstLineChars="0"/>
         <w:rPr>
-          <w:rFonts w:ascii="微软雅黑" w:hAnsi="微软雅黑" w:cs="微软雅黑"/>
-          <w:szCs w:val="21"/>
-          <w:lang w:eastAsia="zh"/>
-        </w:rPr>
-      </w:pPr>
-      <w:r>
-        <w:rPr>
-          <w:rFonts w:ascii="微软雅黑" w:hAnsi="微软雅黑" w:cs="微软雅黑" w:hint="eastAsia"/>
+          <w:rFonts w:cs="Arial"/>
+          <w:szCs w:val="21"/>
+          <w:lang w:eastAsia="zh"/>
+        </w:rPr>
+      </w:pPr>
+      <w:r>
+        <w:rPr>
+          <w:rFonts w:cs="Arial"/>
           <w:szCs w:val="21"/>
           <w:lang w:eastAsia="zh"/>
         </w:rPr>
@@ -2254,52 +2244,44 @@
       </w:r>
       <w:r>
         <w:rPr>
-          <w:rFonts w:ascii="微软雅黑" w:hAnsi="微软雅黑" w:cs="微软雅黑"/>
+          <w:rFonts w:cs="Arial"/>
           <w:szCs w:val="21"/>
           <w:lang w:val="en" w:eastAsia="zh"/>
         </w:rPr>
-        <w:t>(</w:t>
-      </w:r>
-      <w:r>
-        <w:rPr>
-          <w:rFonts w:ascii="微软雅黑" w:hAnsi="微软雅黑" w:cs="微软雅黑" w:hint="eastAsia"/>
-          <w:szCs w:val="21"/>
-          <w:lang w:val="en" w:eastAsia="zh"/>
-        </w:rPr>
-        <w:t>Ouyang Hao</w:t>
-      </w:r>
-      <w:r>
-        <w:rPr>
-          <w:rFonts w:ascii="微软雅黑" w:hAnsi="微软雅黑" w:cs="微软雅黑"/>
-          <w:szCs w:val="21"/>
-          <w:lang w:val="en" w:eastAsia="zh"/>
-        </w:rPr>
-        <w:t>)</w:t>
+        <w:t>(Ouyang Hao)</w:t>
       </w:r>
     </w:p>
     <w:p>
       <w:pPr>
         <w:pStyle w:val="3"/>
-      </w:pPr>
-      <w:r>
-        <w:rPr>
-          <w:rFonts w:hint="eastAsia"/>
-          <w:lang w:eastAsia="zh"/>
-        </w:rPr>
-        <w:lastRenderedPageBreak/>
+        <w:rPr>
+          <w:rFonts w:cs="Arial"/>
+        </w:rPr>
+      </w:pPr>
+      <w:r>
+        <w:rPr>
+          <w:rFonts w:cs="Arial"/>
+          <w:lang w:eastAsia="zh"/>
+        </w:rPr>
         <w:t xml:space="preserve">5.3 </w:t>
       </w:r>
       <w:r>
+        <w:rPr>
+          <w:rFonts w:cs="Arial"/>
+        </w:rPr>
         <w:t>S</w:t>
       </w:r>
       <w:r>
         <w:rPr>
-          <w:rFonts w:hint="eastAsia"/>
+          <w:rFonts w:cs="Arial"/>
           <w:lang w:eastAsia="zh"/>
         </w:rPr>
         <w:t>ecurity</w:t>
       </w:r>
       <w:r>
+        <w:rPr>
+          <w:rFonts w:cs="Arial"/>
+        </w:rPr>
         <w:t xml:space="preserve"> Requirements</w:t>
       </w:r>
     </w:p>
@@ -2312,32 +2294,33 @@
         </w:numPr>
         <w:ind w:firstLineChars="0"/>
         <w:rPr>
-          <w:lang w:eastAsia="zh"/>
-        </w:rPr>
-      </w:pPr>
-      <w:r>
-        <w:rPr>
-          <w:rFonts w:hint="eastAsia"/>
+          <w:rFonts w:cs="Arial"/>
+          <w:lang w:eastAsia="zh"/>
+        </w:rPr>
+      </w:pPr>
+      <w:r>
+        <w:rPr>
+          <w:rFonts w:cs="Arial"/>
         </w:rPr>
         <w:t>Who can log in to the system? (</w:t>
       </w:r>
       <w:proofErr w:type="spellStart"/>
       <w:r>
         <w:rPr>
-          <w:rFonts w:hint="eastAsia"/>
+          <w:rFonts w:cs="Arial"/>
         </w:rPr>
         <w:t>Jianxu</w:t>
       </w:r>
       <w:proofErr w:type="spellEnd"/>
       <w:r>
         <w:rPr>
-          <w:rFonts w:hint="eastAsia"/>
+          <w:rFonts w:cs="Arial"/>
         </w:rPr>
         <w:t xml:space="preserve"> Tang)</w:t>
       </w:r>
       <w:r>
         <w:rPr>
-          <w:rFonts w:hint="eastAsia"/>
+          <w:rFonts w:cs="Arial"/>
         </w:rPr>
         <w:br/>
         <w:t>(e.g., only school email users; anyone; both but with different access)</w:t>
@@ -2352,34 +2335,41 @@
         </w:numPr>
         <w:ind w:firstLineChars="0"/>
         <w:rPr>
-          <w:lang w:eastAsia="zh"/>
-        </w:rPr>
-      </w:pPr>
-      <w:r>
-        <w:rPr>
-          <w:rFonts w:hint="eastAsia"/>
+          <w:rFonts w:cs="Arial"/>
+          <w:lang w:eastAsia="zh"/>
+        </w:rPr>
+      </w:pPr>
+      <w:r>
+        <w:rPr>
+          <w:rFonts w:cs="Arial"/>
         </w:rPr>
         <w:t>How should the system decide what a user can see or do? (</w:t>
       </w:r>
       <w:proofErr w:type="spellStart"/>
       <w:r>
         <w:rPr>
-          <w:rFonts w:hint="eastAsia"/>
+          <w:rFonts w:cs="Arial"/>
         </w:rPr>
         <w:t>Jianxu</w:t>
       </w:r>
       <w:proofErr w:type="spellEnd"/>
       <w:r>
         <w:rPr>
-          <w:rFonts w:hint="eastAsia"/>
+          <w:rFonts w:cs="Arial"/>
         </w:rPr>
         <w:t xml:space="preserve"> Tang)</w:t>
       </w:r>
       <w:r>
         <w:rPr>
-          <w:rFonts w:hint="eastAsia"/>
+          <w:rFonts w:cs="Arial"/>
         </w:rPr>
         <w:br/>
+      </w:r>
+      <w:r>
+        <w:rPr>
+          <w:rFonts w:cs="Arial"/>
+        </w:rPr>
+        <w:lastRenderedPageBreak/>
         <w:t>(e.g., by school email or not; by user type such as student/teacher/admin; by both)</w:t>
       </w:r>
     </w:p>
@@ -2392,33 +2382,33 @@
         </w:numPr>
         <w:ind w:firstLineChars="0"/>
         <w:rPr>
-          <w:rFonts w:hint="eastAsia"/>
-          <w:lang w:eastAsia="zh"/>
-        </w:rPr>
-      </w:pPr>
-      <w:r>
-        <w:rPr>
-          <w:rFonts w:hint="eastAsia"/>
+          <w:rFonts w:cs="Arial"/>
+          <w:lang w:eastAsia="zh"/>
+        </w:rPr>
+      </w:pPr>
+      <w:r>
+        <w:rPr>
+          <w:rFonts w:cs="Arial"/>
         </w:rPr>
         <w:t>What should the system do when someone tries to do something they are not allowed to do? (</w:t>
       </w:r>
       <w:proofErr w:type="spellStart"/>
       <w:r>
         <w:rPr>
-          <w:rFonts w:hint="eastAsia"/>
+          <w:rFonts w:cs="Arial"/>
         </w:rPr>
         <w:t>Jianxu</w:t>
       </w:r>
       <w:proofErr w:type="spellEnd"/>
       <w:r>
         <w:rPr>
-          <w:rFonts w:hint="eastAsia"/>
+          <w:rFonts w:cs="Arial"/>
         </w:rPr>
         <w:t xml:space="preserve"> Tang)</w:t>
       </w:r>
       <w:r>
         <w:rPr>
-          <w:rFonts w:hint="eastAsia"/>
+          <w:rFonts w:cs="Arial"/>
         </w:rPr>
         <w:br/>
         <w:t>(e.g., stop it and show a message; stop it and keep a record; stop it and tell the admin)</w:t>
@@ -2427,10 +2417,13 @@
     <w:p>
       <w:pPr>
         <w:pStyle w:val="3"/>
-      </w:pPr>
-      <w:r>
-        <w:rPr>
-          <w:rFonts w:hint="eastAsia"/>
+        <w:rPr>
+          <w:rFonts w:cs="Arial"/>
+        </w:rPr>
+      </w:pPr>
+      <w:r>
+        <w:rPr>
+          <w:rFonts w:cs="Arial"/>
           <w:lang w:eastAsia="zh"/>
         </w:rPr>
         <w:t xml:space="preserve">5.4 </w:t>
@@ -2438,6 +2431,9 @@
       <w:bookmarkStart w:id="20" w:name="_Toc26969081"/>
       <w:bookmarkStart w:id="21" w:name="_Toc439994693"/>
       <w:r>
+        <w:rPr>
+          <w:rFonts w:cs="Arial"/>
+        </w:rPr>
         <w:t>Software Quality Attributes</w:t>
       </w:r>
       <w:bookmarkEnd w:id="20"/>
@@ -2452,12 +2448,13 @@
         </w:numPr>
         <w:ind w:firstLineChars="0"/>
         <w:rPr>
-          <w:lang w:eastAsia="zh"/>
-        </w:rPr>
-      </w:pPr>
-      <w:r>
-        <w:rPr>
-          <w:rFonts w:hint="eastAsia"/>
+          <w:rFonts w:cs="Arial"/>
+          <w:lang w:eastAsia="zh"/>
+        </w:rPr>
+      </w:pPr>
+      <w:r>
+        <w:rPr>
+          <w:rFonts w:cs="Arial"/>
           <w:lang w:eastAsia="zh"/>
         </w:rPr>
         <w:t>Should the system include on-screen instructions to help users understand how to use it? (</w:t>
@@ -2465,7 +2462,7 @@
       <w:proofErr w:type="spellStart"/>
       <w:r>
         <w:rPr>
-          <w:rFonts w:hint="eastAsia"/>
+          <w:rFonts w:cs="Arial"/>
           <w:lang w:eastAsia="zh"/>
         </w:rPr>
         <w:t>Jianxu</w:t>
@@ -2473,7 +2470,7 @@
       <w:proofErr w:type="spellEnd"/>
       <w:r>
         <w:rPr>
-          <w:rFonts w:hint="eastAsia"/>
+          <w:rFonts w:cs="Arial"/>
           <w:lang w:eastAsia="zh"/>
         </w:rPr>
         <w:t xml:space="preserve"> Tang) </w:t>
@@ -2488,12 +2485,13 @@
         </w:numPr>
         <w:ind w:firstLineChars="0"/>
         <w:rPr>
-          <w:lang w:eastAsia="zh"/>
-        </w:rPr>
-      </w:pPr>
-      <w:r>
-        <w:rPr>
-          <w:rFonts w:hint="eastAsia"/>
+          <w:rFonts w:cs="Arial"/>
+          <w:lang w:eastAsia="zh"/>
+        </w:rPr>
+      </w:pPr>
+      <w:r>
+        <w:rPr>
+          <w:rFonts w:cs="Arial"/>
           <w:lang w:eastAsia="zh"/>
         </w:rPr>
         <w:t>What requirements should the system meet so that new users can learn and use it without difficulty? (</w:t>
@@ -2501,7 +2499,7 @@
       <w:proofErr w:type="spellStart"/>
       <w:r>
         <w:rPr>
-          <w:rFonts w:hint="eastAsia"/>
+          <w:rFonts w:cs="Arial"/>
           <w:lang w:eastAsia="zh"/>
         </w:rPr>
         <w:t>Jianxu</w:t>
@@ -2509,7 +2507,7 @@
       <w:proofErr w:type="spellEnd"/>
       <w:r>
         <w:rPr>
-          <w:rFonts w:hint="eastAsia"/>
+          <w:rFonts w:cs="Arial"/>
           <w:lang w:eastAsia="zh"/>
         </w:rPr>
         <w:t xml:space="preserve"> Tang)</w:t>
@@ -2524,12 +2522,13 @@
         </w:numPr>
         <w:ind w:firstLineChars="0"/>
         <w:rPr>
-          <w:lang w:eastAsia="zh"/>
-        </w:rPr>
-      </w:pPr>
-      <w:r>
-        <w:rPr>
-          <w:rFonts w:hint="eastAsia"/>
+          <w:rFonts w:cs="Arial"/>
+          <w:lang w:eastAsia="zh"/>
+        </w:rPr>
+      </w:pPr>
+      <w:r>
+        <w:rPr>
+          <w:rFonts w:cs="Arial"/>
           <w:lang w:eastAsia="zh"/>
         </w:rPr>
         <w:t>Do you require the system to be usable on both phones and computers without changing the main functions? (</w:t>
@@ -2537,7 +2536,7 @@
       <w:proofErr w:type="spellStart"/>
       <w:r>
         <w:rPr>
-          <w:rFonts w:hint="eastAsia"/>
+          <w:rFonts w:cs="Arial"/>
           <w:lang w:eastAsia="zh"/>
         </w:rPr>
         <w:t>Jianxu</w:t>
@@ -2545,7 +2544,7 @@
       <w:proofErr w:type="spellEnd"/>
       <w:r>
         <w:rPr>
-          <w:rFonts w:hint="eastAsia"/>
+          <w:rFonts w:cs="Arial"/>
           <w:lang w:eastAsia="zh"/>
         </w:rPr>
         <w:t xml:space="preserve"> Tang)</w:t>
